--- a/data/employees/EMP041/AST-EMP041-03.docx
+++ b/data/employees/EMP041/AST-EMP041-03.docx
@@ -7,10 +7,7 @@
         <w:pStyle w:val="Heading1"/>
       </w:pPr>
       <w:r>
-        <w:rPr>
-          <w:sz w:val="36"/>
-        </w:rPr>
-        <w:t>Design specification - EMP041</w:t>
+        <w:t>Ast Emp041 03 - EMP041</w:t>
       </w:r>
     </w:p>
     <w:p>
@@ -18,130 +15,32 @@
         <w:pStyle w:val="Heading2"/>
       </w:pPr>
       <w:r>
-        <w:t>Document Metadata</w:t>
-      </w:r>
-    </w:p>
-    <w:tbl>
-      <w:tblPr>
-        <w:tblStyle w:val="TableGrid"/>
-        <w:tblW w:type="auto" w:w="0"/>
-        <w:tblLook w:firstColumn="1" w:firstRow="1" w:lastColumn="0" w:lastRow="0" w:noHBand="0" w:noVBand="1" w:val="04A0"/>
-      </w:tblPr>
-      <w:tblGrid>
-        <w:gridCol w:w="4320"/>
-        <w:gridCol w:w="4320"/>
-      </w:tblGrid>
-      <w:tr>
-        <w:tc>
-          <w:tcPr>
-            <w:tcW w:type="dxa" w:w="4320"/>
-          </w:tcPr>
-          <w:p>
-            <w:r>
-              <w:t>Author</w:t>
-            </w:r>
-          </w:p>
-        </w:tc>
-        <w:tc>
-          <w:tcPr>
-            <w:tcW w:type="dxa" w:w="4320"/>
-          </w:tcPr>
-          <w:p>
-            <w:r>
-              <w:t>Alex Garcia</w:t>
-            </w:r>
-          </w:p>
-        </w:tc>
-      </w:tr>
-      <w:tr>
-        <w:tc>
-          <w:tcPr>
-            <w:tcW w:type="dxa" w:w="4320"/>
-          </w:tcPr>
-          <w:p>
-            <w:r>
-              <w:t>Role / Department</w:t>
-            </w:r>
-          </w:p>
-        </w:tc>
-        <w:tc>
-          <w:tcPr>
-            <w:tcW w:type="dxa" w:w="4320"/>
-          </w:tcPr>
-          <w:p>
-            <w:r>
-              <w:t>Architect | Manufacturing</w:t>
-            </w:r>
-          </w:p>
-        </w:tc>
-      </w:tr>
-      <w:tr>
-        <w:tc>
-          <w:tcPr>
-            <w:tcW w:type="dxa" w:w="4320"/>
-          </w:tcPr>
-          <w:p>
-            <w:r>
-              <w:t>Location</w:t>
-            </w:r>
-          </w:p>
-        </w:tc>
-        <w:tc>
-          <w:tcPr>
-            <w:tcW w:type="dxa" w:w="4320"/>
-          </w:tcPr>
-          <w:p>
-            <w:r>
-              <w:t>Portland</w:t>
-            </w:r>
-          </w:p>
-        </w:tc>
-      </w:tr>
-      <w:tr>
-        <w:tc>
-          <w:tcPr>
-            <w:tcW w:type="dxa" w:w="4320"/>
-          </w:tcPr>
-          <w:p>
-            <w:r>
-              <w:t>Last Modified</w:t>
-            </w:r>
-          </w:p>
-        </w:tc>
-        <w:tc>
-          <w:tcPr>
-            <w:tcW w:type="dxa" w:w="4320"/>
-          </w:tcPr>
-          <w:p>
-            <w:r>
-              <w:t>2025-02-14</w:t>
-            </w:r>
-          </w:p>
-        </w:tc>
-      </w:tr>
-    </w:tbl>
-    <w:p/>
-    <w:p>
-      <w:pPr>
-        <w:pStyle w:val="Heading2"/>
-      </w:pPr>
-      <w:r>
-        <w:t>Specification</w:t>
+        <w:t>Page 1</w:t>
       </w:r>
     </w:p>
     <w:p>
       <w:r>
-        <w:t>Design Specification: Automated Assembly Line Module</w:t>
+        <w:t>Section 1: Automation backlog refinement. EMP041 contributes to ast emp041 03 through recurring collaboration, clear ownership boundaries, and measurable outcomes. The team captures decisions, open issues, and handoffs so that knowledge remains discoverable for future programs.</w:t>
       </w:r>
     </w:p>
     <w:p>
       <w:r>
-        <w:t>Version: 1.3</w:t>
+        <w:t>Section 2: Data quality remediation. EMP041 contributes to ast emp041 03 through recurring collaboration, clear ownership boundaries, and measurable outcomes. The team captures decisions, open issues, and handoffs so that knowledge remains discoverable for future programs.</w:t>
       </w:r>
     </w:p>
     <w:p>
       <w:r>
-        <w:t>This specification details the design requirements for the automated assembly module, including conveyor speed tolerance (+-0.5%), sensor calibration intervals, and failsafe shutdown sequences. The module interfaces with the MES via OPC-UA protocol.</w:t>
+        <w:t>Section 3: Operational risk review. EMP041 contributes to ast emp041 03 through recurring collaboration, clear ownership boundaries, and measurable outcomes. The team captures decisions, open issues, and handoffs so that knowledge remains discoverable for future programs.</w:t>
+      </w:r>
+    </w:p>
+    <w:p>
+      <w:r>
+        <w:t>Section 4: Automation backlog refinement. EMP041 contributes to ast emp041 03 through recurring collaboration, clear ownership boundaries, and measurable outcomes. The team captures decisions, open issues, and handoffs so that knowledge remains discoverable for future programs.</w:t>
+      </w:r>
+    </w:p>
+    <w:p>
+      <w:r>
+        <w:br w:type="page"/>
       </w:r>
     </w:p>
     <w:p>
@@ -149,12 +48,60 @@
         <w:pStyle w:val="Heading2"/>
       </w:pPr>
       <w:r>
-        <w:t>Author Competencies</w:t>
+        <w:t>Page 2</w:t>
       </w:r>
     </w:p>
     <w:p>
       <w:r>
-        <w:t>Kusto, Power BI, Azure AI, Fabric</w:t>
+        <w:t>Section 1: Fabric semantic model planning. EMP041 contributes to ast emp041 03 through recurring collaboration, clear ownership boundaries, and measurable outcomes. The team captures decisions, open issues, and handoffs so that knowledge remains discoverable for future programs.</w:t>
+      </w:r>
+    </w:p>
+    <w:p>
+      <w:r>
+        <w:t>Section 2: Knowledge transfer and onboarding. EMP041 contributes to ast emp041 03 through recurring collaboration, clear ownership boundaries, and measurable outcomes. The team captures decisions, open issues, and handoffs so that knowledge remains discoverable for future programs.</w:t>
+      </w:r>
+    </w:p>
+    <w:p>
+      <w:r>
+        <w:t>Section 3: Customer escalation analysis. EMP041 contributes to ast emp041 03 through recurring collaboration, clear ownership boundaries, and measurable outcomes. The team captures decisions, open issues, and handoffs so that knowledge remains discoverable for future programs.</w:t>
+      </w:r>
+    </w:p>
+    <w:p>
+      <w:r>
+        <w:t>Section 4: Knowledge transfer and onboarding. EMP041 contributes to ast emp041 03 through recurring collaboration, clear ownership boundaries, and measurable outcomes. The team captures decisions, open issues, and handoffs so that knowledge remains discoverable for future programs.</w:t>
+      </w:r>
+    </w:p>
+    <w:p>
+      <w:r>
+        <w:br w:type="page"/>
+      </w:r>
+    </w:p>
+    <w:p>
+      <w:pPr>
+        <w:pStyle w:val="Heading2"/>
+      </w:pPr>
+      <w:r>
+        <w:t>Page 3</w:t>
+      </w:r>
+    </w:p>
+    <w:p>
+      <w:r>
+        <w:t>Section 1: Automation backlog refinement. EMP041 contributes to ast emp041 03 through recurring collaboration, clear ownership boundaries, and measurable outcomes. The team captures decisions, open issues, and handoffs so that knowledge remains discoverable for future programs.</w:t>
+      </w:r>
+    </w:p>
+    <w:p>
+      <w:r>
+        <w:t>Section 2: Department KPI performance. EMP041 contributes to ast emp041 03 through recurring collaboration, clear ownership boundaries, and measurable outcomes. The team captures decisions, open issues, and handoffs so that knowledge remains discoverable for future programs.</w:t>
+      </w:r>
+    </w:p>
+    <w:p>
+      <w:r>
+        <w:t>Section 3: Data quality remediation. EMP041 contributes to ast emp041 03 through recurring collaboration, clear ownership boundaries, and measurable outcomes. The team captures decisions, open issues, and handoffs so that knowledge remains discoverable for future programs.</w:t>
+      </w:r>
+    </w:p>
+    <w:p>
+      <w:r>
+        <w:t>Section 4: Operational risk review. EMP041 contributes to ast emp041 03 through recurring collaboration, clear ownership boundaries, and measurable outcomes. The team captures decisions, open issues, and handoffs so that knowledge remains discoverable for future programs.</w:t>
       </w:r>
     </w:p>
     <w:sectPr>
